--- a/storage/vorlage/projekte/inteqra/info_teilnehmende.docx
+++ b/storage/vorlage/projekte/inteqra/info_teilnehmende.docx
@@ -106,7 +106,37 @@
           <w:sz w:val="18"/>
           <w:szCs w:val="18"/>
         </w:rPr>
-        <w:t xml:space="preserve">Sie wurden vom Jobcenter Saarbrücken in die Maßnahme „INTEQRA“ zugewiesen. </w:t>
+        <w:t>Sie wurden vom Jobcenter Saarbrücken in die Maßnahme „</w:t>
+      </w:r>
+      <w:r>
+        <w:rPr>
+          <w:sz w:val="18"/>
+          <w:szCs w:val="18"/>
+        </w:rPr>
+        <w:t>${</w:t>
+      </w:r>
+      <w:proofErr w:type="spellStart"/>
+      <w:r>
+        <w:rPr>
+          <w:sz w:val="18"/>
+          <w:szCs w:val="18"/>
+        </w:rPr>
+        <w:t>projekt</w:t>
+      </w:r>
+      <w:proofErr w:type="spellEnd"/>
+      <w:r>
+        <w:rPr>
+          <w:sz w:val="18"/>
+          <w:szCs w:val="18"/>
+        </w:rPr>
+        <w:t>}</w:t>
+      </w:r>
+      <w:r>
+        <w:rPr>
+          <w:sz w:val="18"/>
+          <w:szCs w:val="18"/>
+        </w:rPr>
+        <w:t xml:space="preserve">“ zugewiesen. </w:t>
       </w:r>
     </w:p>
     <w:p>
@@ -123,7 +153,30 @@
           <w:sz w:val="18"/>
           <w:szCs w:val="18"/>
         </w:rPr>
-        <w:t>Standort der Maßnahme: Ernst-Abbe-Str. 9, 66115 Saarbrücken</w:t>
+        <w:t xml:space="preserve">Standort der Maßnahme: </w:t>
+      </w:r>
+      <w:r>
+        <w:rPr>
+          <w:sz w:val="18"/>
+          <w:szCs w:val="18"/>
+        </w:rPr>
+        <w:t>${</w:t>
+      </w:r>
+      <w:r>
+        <w:rPr>
+          <w:sz w:val="18"/>
+          <w:szCs w:val="18"/>
+        </w:rPr>
+        <w:t>standortadresse</w:t>
+      </w:r>
+      <w:bookmarkStart w:id="0" w:name="_GoBack"/>
+      <w:bookmarkEnd w:id="0"/>
+      <w:r>
+        <w:rPr>
+          <w:sz w:val="18"/>
+          <w:szCs w:val="18"/>
+        </w:rPr>
+        <w:t>}</w:t>
       </w:r>
     </w:p>
     <w:p>
@@ -870,8 +923,6 @@
           <w:szCs w:val="18"/>
         </w:rPr>
       </w:pPr>
-      <w:bookmarkStart w:id="0" w:name="_GoBack"/>
-      <w:bookmarkEnd w:id="0"/>
       <w:r>
         <w:rPr>
           <w:sz w:val="18"/>

--- a/storage/vorlage/projekte/inteqra/info_teilnehmende.docx
+++ b/storage/vorlage/projekte/inteqra/info_teilnehmende.docx
@@ -160,176 +160,299 @@
           <w:sz w:val="18"/>
           <w:szCs w:val="18"/>
         </w:rPr>
-        <w:t>${</w:t>
-      </w:r>
-      <w:r>
-        <w:rPr>
-          <w:sz w:val="18"/>
-          <w:szCs w:val="18"/>
-        </w:rPr>
-        <w:t>standortadresse</w:t>
+        <w:t>${standortadresse}</w:t>
+      </w:r>
+    </w:p>
+    <w:p>
+      <w:pPr>
+        <w:rPr>
+          <w:i/>
+          <w:sz w:val="18"/>
+          <w:szCs w:val="18"/>
+          <w:u w:val="single"/>
+        </w:rPr>
+      </w:pPr>
+      <w:r>
+        <w:rPr>
+          <w:i/>
+          <w:sz w:val="18"/>
+          <w:szCs w:val="18"/>
+          <w:u w:val="single"/>
+        </w:rPr>
+        <w:t>Ansprechpartner*innen für die Maßnahme sind:</w:t>
+      </w:r>
+    </w:p>
+    <w:p>
+      <w:pPr>
+        <w:spacing w:after="0"/>
+        <w:rPr>
+          <w:sz w:val="18"/>
+          <w:szCs w:val="18"/>
+        </w:rPr>
+      </w:pPr>
+      <w:r>
+        <w:rPr>
+          <w:sz w:val="18"/>
+          <w:szCs w:val="18"/>
+        </w:rPr>
+        <w:t>${sozPadGeschlecht1</w:t>
+      </w:r>
+      <w:proofErr w:type="gramStart"/>
+      <w:r>
+        <w:rPr>
+          <w:sz w:val="18"/>
+          <w:szCs w:val="18"/>
+        </w:rPr>
+        <w:t xml:space="preserve">} </w:t>
+      </w:r>
+      <w:r>
+        <w:rPr>
+          <w:sz w:val="20"/>
+          <w:szCs w:val="20"/>
+        </w:rPr>
+        <w:t xml:space="preserve"> </w:t>
+      </w:r>
+      <w:r>
+        <w:rPr>
+          <w:sz w:val="18"/>
+          <w:szCs w:val="18"/>
+        </w:rPr>
+        <w:t>$</w:t>
+      </w:r>
+      <w:proofErr w:type="gramEnd"/>
+      <w:r>
+        <w:rPr>
+          <w:sz w:val="18"/>
+          <w:szCs w:val="18"/>
+        </w:rPr>
+        <w:t>{sozPadNachname1}</w:t>
+      </w:r>
+      <w:r>
+        <w:rPr>
+          <w:sz w:val="20"/>
+          <w:szCs w:val="20"/>
+        </w:rPr>
+        <w:tab/>
+      </w:r>
+      <w:r>
+        <w:rPr>
+          <w:sz w:val="18"/>
+          <w:szCs w:val="18"/>
+        </w:rPr>
+        <w:t>${sozPadTel</w:t>
+      </w:r>
+      <w:r>
+        <w:rPr>
+          <w:sz w:val="18"/>
+          <w:szCs w:val="18"/>
+        </w:rPr>
+        <w:t>1</w:t>
+      </w:r>
+      <w:r>
+        <w:rPr>
+          <w:sz w:val="18"/>
+          <w:szCs w:val="18"/>
+        </w:rPr>
+        <w:t>}</w:t>
+      </w:r>
+      <w:r>
+        <w:rPr>
+          <w:sz w:val="20"/>
+          <w:szCs w:val="20"/>
+        </w:rPr>
+        <w:t xml:space="preserve"> </w:t>
+      </w:r>
+      <w:r>
+        <w:rPr>
+          <w:sz w:val="20"/>
+          <w:szCs w:val="20"/>
+        </w:rPr>
+        <w:t xml:space="preserve"> </w:t>
+      </w:r>
+      <w:r>
+        <w:rPr>
+          <w:sz w:val="18"/>
+          <w:szCs w:val="18"/>
+        </w:rPr>
+        <w:t>${sozPadEmail</w:t>
+      </w:r>
+      <w:r>
+        <w:rPr>
+          <w:sz w:val="18"/>
+          <w:szCs w:val="18"/>
+        </w:rPr>
+        <w:t>1</w:t>
+      </w:r>
+      <w:r>
+        <w:rPr>
+          <w:sz w:val="18"/>
+          <w:szCs w:val="18"/>
+        </w:rPr>
+        <w:t>}</w:t>
+      </w:r>
+    </w:p>
+    <w:p>
+      <w:pPr>
+        <w:spacing w:after="0"/>
+        <w:rPr>
+          <w:sz w:val="20"/>
+          <w:szCs w:val="20"/>
+        </w:rPr>
+      </w:pPr>
+      <w:r>
+        <w:rPr>
+          <w:sz w:val="18"/>
+          <w:szCs w:val="18"/>
+        </w:rPr>
+        <w:t>${sozPadGeschlecht2</w:t>
+      </w:r>
+      <w:proofErr w:type="gramStart"/>
+      <w:r>
+        <w:rPr>
+          <w:sz w:val="18"/>
+          <w:szCs w:val="18"/>
+        </w:rPr>
+        <w:t xml:space="preserve">} </w:t>
+      </w:r>
+      <w:r>
+        <w:rPr>
+          <w:sz w:val="20"/>
+          <w:szCs w:val="20"/>
+        </w:rPr>
+        <w:t xml:space="preserve"> </w:t>
+      </w:r>
+      <w:r>
+        <w:rPr>
+          <w:sz w:val="18"/>
+          <w:szCs w:val="18"/>
+        </w:rPr>
+        <w:t>$</w:t>
+      </w:r>
+      <w:proofErr w:type="gramEnd"/>
+      <w:r>
+        <w:rPr>
+          <w:sz w:val="18"/>
+          <w:szCs w:val="18"/>
+        </w:rPr>
+        <w:t>{sozPadNachname2}</w:t>
+      </w:r>
+      <w:r>
+        <w:rPr>
+          <w:sz w:val="20"/>
+          <w:szCs w:val="20"/>
+        </w:rPr>
+        <w:tab/>
+      </w:r>
+      <w:r>
+        <w:rPr>
+          <w:sz w:val="18"/>
+          <w:szCs w:val="18"/>
+        </w:rPr>
+        <w:t>${sozPadTel2}</w:t>
+      </w:r>
+      <w:r>
+        <w:rPr>
+          <w:sz w:val="20"/>
+          <w:szCs w:val="20"/>
+        </w:rPr>
+        <w:t xml:space="preserve"> </w:t>
+      </w:r>
+      <w:r>
+        <w:rPr>
+          <w:sz w:val="20"/>
+          <w:szCs w:val="20"/>
+        </w:rPr>
+        <w:t xml:space="preserve"> </w:t>
+      </w:r>
+      <w:r>
+        <w:rPr>
+          <w:sz w:val="18"/>
+          <w:szCs w:val="18"/>
+        </w:rPr>
+        <w:t>${sozPadEmail2}</w:t>
+      </w:r>
+    </w:p>
+    <w:p>
+      <w:pPr>
+        <w:rPr>
+          <w:sz w:val="20"/>
+          <w:szCs w:val="20"/>
+        </w:rPr>
+      </w:pPr>
+      <w:r>
+        <w:rPr>
+          <w:sz w:val="18"/>
+          <w:szCs w:val="18"/>
+        </w:rPr>
+        <w:t>${sozPadGeschlecht3</w:t>
+      </w:r>
+      <w:proofErr w:type="gramStart"/>
+      <w:r>
+        <w:rPr>
+          <w:sz w:val="18"/>
+          <w:szCs w:val="18"/>
+        </w:rPr>
+        <w:t xml:space="preserve">} </w:t>
+      </w:r>
+      <w:r>
+        <w:rPr>
+          <w:sz w:val="20"/>
+          <w:szCs w:val="20"/>
+        </w:rPr>
+        <w:t xml:space="preserve"> </w:t>
+      </w:r>
+      <w:r>
+        <w:rPr>
+          <w:sz w:val="18"/>
+          <w:szCs w:val="18"/>
+        </w:rPr>
+        <w:t>$</w:t>
+      </w:r>
+      <w:proofErr w:type="gramEnd"/>
+      <w:r>
+        <w:rPr>
+          <w:sz w:val="18"/>
+          <w:szCs w:val="18"/>
+        </w:rPr>
+        <w:t>{sozPadNachname3}</w:t>
+      </w:r>
+      <w:r>
+        <w:rPr>
+          <w:sz w:val="20"/>
+          <w:szCs w:val="20"/>
+        </w:rPr>
+        <w:tab/>
+      </w:r>
+      <w:r>
+        <w:rPr>
+          <w:sz w:val="18"/>
+          <w:szCs w:val="18"/>
+        </w:rPr>
+        <w:t>${sozPadTel3}</w:t>
+      </w:r>
+      <w:r>
+        <w:rPr>
+          <w:sz w:val="20"/>
+          <w:szCs w:val="20"/>
+        </w:rPr>
+        <w:t xml:space="preserve"> </w:t>
+      </w:r>
+      <w:r>
+        <w:rPr>
+          <w:sz w:val="20"/>
+          <w:szCs w:val="20"/>
+        </w:rPr>
+        <w:t xml:space="preserve"> </w:t>
+      </w:r>
+      <w:r>
+        <w:rPr>
+          <w:sz w:val="18"/>
+          <w:szCs w:val="18"/>
+        </w:rPr>
+        <w:t>${sozPadEmail3}</w:t>
       </w:r>
       <w:bookmarkStart w:id="0" w:name="_GoBack"/>
       <w:bookmarkEnd w:id="0"/>
-      <w:r>
-        <w:rPr>
-          <w:sz w:val="18"/>
-          <w:szCs w:val="18"/>
-        </w:rPr>
-        <w:t>}</w:t>
-      </w:r>
-    </w:p>
-    <w:p>
-      <w:pPr>
-        <w:rPr>
-          <w:i/>
-          <w:sz w:val="18"/>
-          <w:szCs w:val="18"/>
-          <w:u w:val="single"/>
-        </w:rPr>
-      </w:pPr>
-      <w:r>
-        <w:rPr>
-          <w:i/>
-          <w:sz w:val="18"/>
-          <w:szCs w:val="18"/>
-          <w:u w:val="single"/>
-        </w:rPr>
-        <w:t>Ansprechpartner*innen für die Maßnahme sind:</w:t>
-      </w:r>
-    </w:p>
-    <w:p>
-      <w:pPr>
-        <w:spacing w:after="0"/>
-        <w:rPr>
-          <w:sz w:val="20"/>
-          <w:szCs w:val="20"/>
-        </w:rPr>
-      </w:pPr>
-      <w:r>
-        <w:rPr>
-          <w:sz w:val="20"/>
-          <w:szCs w:val="20"/>
-        </w:rPr>
-        <w:t>Frau Beqiri</w:t>
-      </w:r>
-      <w:r>
-        <w:rPr>
-          <w:sz w:val="20"/>
-          <w:szCs w:val="20"/>
-        </w:rPr>
-        <w:t>:</w:t>
-      </w:r>
-      <w:r>
-        <w:rPr>
-          <w:sz w:val="20"/>
-          <w:szCs w:val="20"/>
-        </w:rPr>
-        <w:tab/>
-        <w:t xml:space="preserve">0681 – 94757-205, </w:t>
-      </w:r>
-      <w:r>
-        <w:rPr>
-          <w:sz w:val="20"/>
-          <w:szCs w:val="20"/>
-        </w:rPr>
-        <w:t>E</w:t>
-      </w:r>
-      <w:r>
-        <w:rPr>
-          <w:sz w:val="20"/>
-          <w:szCs w:val="20"/>
-        </w:rPr>
-        <w:t>-</w:t>
-      </w:r>
-      <w:r>
-        <w:rPr>
-          <w:sz w:val="20"/>
-          <w:szCs w:val="20"/>
-        </w:rPr>
-        <w:t>Mail</w:t>
-      </w:r>
-      <w:r>
-        <w:rPr>
-          <w:sz w:val="20"/>
-          <w:szCs w:val="20"/>
-        </w:rPr>
-        <w:t xml:space="preserve">: </w:t>
-      </w:r>
-      <w:r>
-        <w:rPr>
-          <w:sz w:val="20"/>
-          <w:szCs w:val="20"/>
-        </w:rPr>
-        <w:t>b.beqiri@zbb-saar.de</w:t>
-      </w:r>
-    </w:p>
-    <w:p>
-      <w:pPr>
-        <w:spacing w:after="0"/>
-        <w:rPr>
-          <w:sz w:val="20"/>
-          <w:szCs w:val="20"/>
-        </w:rPr>
-      </w:pPr>
-      <w:r>
-        <w:rPr>
-          <w:sz w:val="20"/>
-          <w:szCs w:val="20"/>
-        </w:rPr>
-        <w:t>Herr Chu:</w:t>
-      </w:r>
-      <w:r>
-        <w:rPr>
-          <w:sz w:val="20"/>
-          <w:szCs w:val="20"/>
-        </w:rPr>
-        <w:tab/>
-        <w:t xml:space="preserve">0681 – 94757-368, </w:t>
-      </w:r>
-      <w:r>
-        <w:rPr>
-          <w:sz w:val="20"/>
-          <w:szCs w:val="20"/>
-        </w:rPr>
-        <w:t>E</w:t>
-      </w:r>
-      <w:r>
-        <w:rPr>
-          <w:sz w:val="20"/>
-          <w:szCs w:val="20"/>
-        </w:rPr>
-        <w:t>-</w:t>
-      </w:r>
-      <w:r>
-        <w:rPr>
-          <w:sz w:val="20"/>
-          <w:szCs w:val="20"/>
-        </w:rPr>
-        <w:t>Mail</w:t>
-      </w:r>
-      <w:r>
-        <w:rPr>
-          <w:sz w:val="20"/>
-          <w:szCs w:val="20"/>
-        </w:rPr>
-        <w:t>: d.chu</w:t>
-      </w:r>
-      <w:r>
-        <w:rPr>
-          <w:sz w:val="20"/>
-          <w:szCs w:val="20"/>
-        </w:rPr>
-        <w:t>@zbb-saar.de</w:t>
-      </w:r>
-    </w:p>
-    <w:p>
-      <w:pPr>
-        <w:rPr>
-          <w:sz w:val="18"/>
-          <w:szCs w:val="18"/>
-        </w:rPr>
-      </w:pPr>
     </w:p>
     <w:p>
       <w:pPr>
